--- a/RTB/Norme di Progetto/Norme di Progetto.docx
+++ b/RTB/Norme di Progetto/Norme di Progetto.docx
@@ -745,7 +745,237 @@
               <w:rPr>
                 <w:rtl w:val="0"/>
               </w:rPr>
-              <w:t xml:space="preserve">0.0.9</w:t>
+              <w:t xml:space="preserve">0.1.0</w:t>
+            </w:r>
+          </w:p>
+        </w:tc>
+        <w:tc>
+          <w:tcPr>
+            <w:tcBorders>
+              <w:left w:color="ad9d95" w:space="0" w:sz="4" w:val="single"/>
+              <w:bottom w:color="ad9d95" w:space="0" w:sz="4" w:val="single"/>
+              <w:right w:color="ad9d95" w:space="0" w:sz="4" w:val="single"/>
+            </w:tcBorders>
+            <w:vAlign w:val="center"/>
+          </w:tcPr>
+          <w:p>
+            <w:pPr>
+              <w:jc w:val="center"/>
+              <w:rPr/>
+            </w:pPr>
+            <w:r>
+              <w:rPr>
+                <w:rtl w:val="0"/>
+              </w:rPr>
+              <w:t xml:space="preserve">21/12/2022</w:t>
+            </w:r>
+          </w:p>
+        </w:tc>
+        <w:tc>
+          <w:tcPr>
+            <w:tcBorders>
+              <w:left w:color="ad9d95" w:space="0" w:sz="4" w:val="single"/>
+              <w:right w:color="ad9d95" w:space="0" w:sz="4" w:val="single"/>
+            </w:tcBorders>
+            <w:vAlign w:val="center"/>
+          </w:tcPr>
+          <w:p>
+            <w:pPr>
+              <w:jc w:val="center"/>
+              <w:rPr/>
+            </w:pPr>
+            <w:r>
+              <w:rPr>
+                <w:rtl w:val="0"/>
+              </w:rPr>
+              <w:t xml:space="preserve">Gabriel Rovesti</w:t>
+            </w:r>
+          </w:p>
+        </w:tc>
+        <w:tc>
+          <w:tcPr>
+            <w:tcBorders>
+              <w:left w:color="ad9d95" w:space="0" w:sz="4" w:val="single"/>
+              <w:right w:color="ad9d95" w:space="0" w:sz="4" w:val="single"/>
+            </w:tcBorders>
+            <w:vAlign w:val="center"/>
+          </w:tcPr>
+          <w:p>
+            <w:pPr>
+              <w:jc w:val="center"/>
+              <w:rPr/>
+            </w:pPr>
+            <w:r>
+              <w:rPr>
+                <w:rtl w:val="0"/>
+              </w:rPr>
+              <w:t xml:space="preserve">Andrea Meneghello</w:t>
+            </w:r>
+          </w:p>
+        </w:tc>
+        <w:tc>
+          <w:tcPr>
+            <w:tcBorders>
+              <w:left w:color="ad9d95" w:space="0" w:sz="4" w:val="single"/>
+              <w:bottom w:color="ad9d95" w:space="0" w:sz="4" w:val="single"/>
+              <w:right w:color="ad9d95" w:space="0" w:sz="4" w:val="single"/>
+            </w:tcBorders>
+            <w:vAlign w:val="center"/>
+          </w:tcPr>
+          <w:p>
+            <w:pPr>
+              <w:jc w:val="center"/>
+              <w:rPr/>
+            </w:pPr>
+            <w:r>
+              <w:rPr>
+                <w:rtl w:val="0"/>
+              </w:rPr>
+              <w:t xml:space="preserve">Approvazione</w:t>
+            </w:r>
+          </w:p>
+        </w:tc>
+      </w:tr>
+      <w:tr>
+        <w:trPr>
+          <w:cantSplit w:val="0"/>
+          <w:trHeight w:val="470" w:hRule="atLeast"/>
+          <w:tblHeader w:val="0"/>
+        </w:trPr>
+        <w:tc>
+          <w:tcPr>
+            <w:tcBorders>
+              <w:left w:color="ad9d95" w:space="0" w:sz="4" w:val="single"/>
+              <w:bottom w:color="ad9d95" w:space="0" w:sz="4" w:val="single"/>
+              <w:right w:color="ad9d95" w:space="0" w:sz="4" w:val="single"/>
+            </w:tcBorders>
+            <w:vAlign w:val="center"/>
+          </w:tcPr>
+          <w:p>
+            <w:pPr>
+              <w:jc w:val="center"/>
+              <w:rPr/>
+            </w:pPr>
+            <w:r>
+              <w:rPr>
+                <w:rtl w:val="0"/>
+              </w:rPr>
+              <w:t xml:space="preserve">0.0.12</w:t>
+            </w:r>
+          </w:p>
+        </w:tc>
+        <w:tc>
+          <w:tcPr>
+            <w:tcBorders>
+              <w:left w:color="ad9d95" w:space="0" w:sz="4" w:val="single"/>
+              <w:bottom w:color="ad9d95" w:space="0" w:sz="4" w:val="single"/>
+              <w:right w:color="ad9d95" w:space="0" w:sz="4" w:val="single"/>
+            </w:tcBorders>
+            <w:vAlign w:val="center"/>
+          </w:tcPr>
+          <w:p>
+            <w:pPr>
+              <w:jc w:val="center"/>
+              <w:rPr/>
+            </w:pPr>
+            <w:r>
+              <w:rPr>
+                <w:rtl w:val="0"/>
+              </w:rPr>
+              <w:t xml:space="preserve">19/12/2022</w:t>
+            </w:r>
+          </w:p>
+        </w:tc>
+        <w:tc>
+          <w:tcPr>
+            <w:tcBorders>
+              <w:left w:color="ad9d95" w:space="0" w:sz="4" w:val="single"/>
+              <w:right w:color="ad9d95" w:space="0" w:sz="4" w:val="single"/>
+            </w:tcBorders>
+            <w:vAlign w:val="center"/>
+          </w:tcPr>
+          <w:p>
+            <w:pPr>
+              <w:jc w:val="center"/>
+              <w:rPr/>
+            </w:pPr>
+            <w:r>
+              <w:rPr>
+                <w:rtl w:val="0"/>
+              </w:rPr>
+              <w:t xml:space="preserve">Andrea Meneghello</w:t>
+            </w:r>
+          </w:p>
+        </w:tc>
+        <w:tc>
+          <w:tcPr>
+            <w:tcBorders>
+              <w:left w:color="ad9d95" w:space="0" w:sz="4" w:val="single"/>
+              <w:right w:color="ad9d95" w:space="0" w:sz="4" w:val="single"/>
+            </w:tcBorders>
+            <w:vAlign w:val="center"/>
+          </w:tcPr>
+          <w:p>
+            <w:pPr>
+              <w:jc w:val="center"/>
+              <w:rPr/>
+            </w:pPr>
+            <w:r>
+              <w:rPr>
+                <w:rtl w:val="0"/>
+              </w:rPr>
+              <w:t xml:space="preserve">Davide Sgrazzutti</w:t>
+            </w:r>
+          </w:p>
+        </w:tc>
+        <w:tc>
+          <w:tcPr>
+            <w:tcBorders>
+              <w:left w:color="ad9d95" w:space="0" w:sz="4" w:val="single"/>
+              <w:bottom w:color="ad9d95" w:space="0" w:sz="4" w:val="single"/>
+              <w:right w:color="ad9d95" w:space="0" w:sz="4" w:val="single"/>
+            </w:tcBorders>
+            <w:vAlign w:val="center"/>
+          </w:tcPr>
+          <w:p>
+            <w:pPr>
+              <w:jc w:val="center"/>
+              <w:rPr/>
+            </w:pPr>
+            <w:r>
+              <w:rPr>
+                <w:rtl w:val="0"/>
+              </w:rPr>
+              <w:t xml:space="preserve">Fix minori</w:t>
+            </w:r>
+          </w:p>
+        </w:tc>
+      </w:tr>
+      <w:tr>
+        <w:trPr>
+          <w:cantSplit w:val="0"/>
+          <w:trHeight w:val="470" w:hRule="atLeast"/>
+          <w:tblHeader w:val="0"/>
+        </w:trPr>
+        <w:tc>
+          <w:tcPr>
+            <w:tcBorders>
+              <w:left w:color="ad9d95" w:space="0" w:sz="4" w:val="single"/>
+              <w:bottom w:color="ad9d95" w:space="0" w:sz="4" w:val="single"/>
+              <w:right w:color="ad9d95" w:space="0" w:sz="4" w:val="single"/>
+            </w:tcBorders>
+            <w:vAlign w:val="center"/>
+          </w:tcPr>
+          <w:p>
+            <w:pPr>
+              <w:jc w:val="center"/>
+              <w:rPr/>
+            </w:pPr>
+            <w:r>
+              <w:rPr>
+                <w:rtl w:val="0"/>
+              </w:rPr>
+              <w:t xml:space="preserve">0.0.11</w:t>
             </w:r>
           </w:p>
         </w:tc>
@@ -860,7 +1090,7 @@
               <w:rPr>
                 <w:rtl w:val="0"/>
               </w:rPr>
-              <w:t xml:space="preserve">0.0.8</w:t>
+              <w:t xml:space="preserve">0.0.10</w:t>
             </w:r>
           </w:p>
         </w:tc>
@@ -975,7 +1205,7 @@
               <w:rPr>
                 <w:rtl w:val="0"/>
               </w:rPr>
-              <w:t xml:space="preserve">0.0.7</w:t>
+              <w:t xml:space="preserve">0.0.9</w:t>
             </w:r>
           </w:p>
         </w:tc>
@@ -1090,7 +1320,122 @@
               <w:rPr>
                 <w:rtl w:val="0"/>
               </w:rPr>
-              <w:t xml:space="preserve">0.0.6</w:t>
+              <w:t xml:space="preserve">0.0.8</w:t>
+            </w:r>
+          </w:p>
+        </w:tc>
+        <w:tc>
+          <w:tcPr>
+            <w:tcBorders>
+              <w:left w:color="ad9d95" w:space="0" w:sz="4" w:val="single"/>
+              <w:bottom w:color="ad9d95" w:space="0" w:sz="4" w:val="single"/>
+              <w:right w:color="ad9d95" w:space="0" w:sz="4" w:val="single"/>
+            </w:tcBorders>
+            <w:vAlign w:val="center"/>
+          </w:tcPr>
+          <w:p>
+            <w:pPr>
+              <w:jc w:val="center"/>
+              <w:rPr/>
+            </w:pPr>
+            <w:r>
+              <w:rPr>
+                <w:rtl w:val="0"/>
+              </w:rPr>
+              <w:t xml:space="preserve">13/12/2022</w:t>
+            </w:r>
+          </w:p>
+        </w:tc>
+        <w:tc>
+          <w:tcPr>
+            <w:tcBorders>
+              <w:left w:color="ad9d95" w:space="0" w:sz="4" w:val="single"/>
+              <w:right w:color="ad9d95" w:space="0" w:sz="4" w:val="single"/>
+            </w:tcBorders>
+            <w:vAlign w:val="center"/>
+          </w:tcPr>
+          <w:p>
+            <w:pPr>
+              <w:jc w:val="center"/>
+              <w:rPr/>
+            </w:pPr>
+            <w:r>
+              <w:rPr>
+                <w:rtl w:val="0"/>
+              </w:rPr>
+              <w:t xml:space="preserve">Andrea Meneghello</w:t>
+            </w:r>
+          </w:p>
+        </w:tc>
+        <w:tc>
+          <w:tcPr>
+            <w:tcBorders>
+              <w:left w:color="ad9d95" w:space="0" w:sz="4" w:val="single"/>
+              <w:right w:color="ad9d95" w:space="0" w:sz="4" w:val="single"/>
+            </w:tcBorders>
+            <w:vAlign w:val="center"/>
+          </w:tcPr>
+          <w:p>
+            <w:pPr>
+              <w:jc w:val="center"/>
+              <w:rPr/>
+            </w:pPr>
+            <w:r>
+              <w:rPr>
+                <w:rtl w:val="0"/>
+              </w:rPr>
+              <w:t xml:space="preserve">Davide Sgrazzutti</w:t>
+            </w:r>
+          </w:p>
+        </w:tc>
+        <w:tc>
+          <w:tcPr>
+            <w:tcBorders>
+              <w:left w:color="ad9d95" w:space="0" w:sz="4" w:val="single"/>
+              <w:bottom w:color="ad9d95" w:space="0" w:sz="4" w:val="single"/>
+              <w:right w:color="ad9d95" w:space="0" w:sz="4" w:val="single"/>
+            </w:tcBorders>
+            <w:vAlign w:val="center"/>
+          </w:tcPr>
+          <w:p>
+            <w:pPr>
+              <w:jc w:val="center"/>
+              <w:rPr/>
+            </w:pPr>
+            <w:r>
+              <w:rPr>
+                <w:rtl w:val="0"/>
+              </w:rPr>
+              <w:t xml:space="preserve">Scrittura sezione 4.1.5 e 4.2 e definizione struttura finale sez. 4</w:t>
+            </w:r>
+          </w:p>
+        </w:tc>
+      </w:tr>
+      <w:tr>
+        <w:trPr>
+          <w:cantSplit w:val="0"/>
+          <w:trHeight w:val="470" w:hRule="atLeast"/>
+          <w:tblHeader w:val="0"/>
+        </w:trPr>
+        <w:tc>
+          <w:tcPr>
+            <w:tcBorders>
+              <w:left w:color="ad9d95" w:space="0" w:sz="4" w:val="single"/>
+              <w:bottom w:color="ad9d95" w:space="0" w:sz="4" w:val="single"/>
+              <w:right w:color="ad9d95" w:space="0" w:sz="4" w:val="single"/>
+            </w:tcBorders>
+            <w:vAlign w:val="center"/>
+          </w:tcPr>
+          <w:p>
+            <w:pPr>
+              <w:jc w:val="center"/>
+              <w:rPr/>
+            </w:pPr>
+            <w:r>
+              <w:rPr>
+                <w:rtl w:val="0"/>
+              </w:rPr>
+              <w:t xml:space="preserve">0.0.7</w:t>
             </w:r>
           </w:p>
         </w:tc>
@@ -1176,7 +1521,7 @@
               <w:rPr>
                 <w:rtl w:val="0"/>
               </w:rPr>
-              <w:t xml:space="preserve">Sviluppo sezione 4, cambio struttura sezione 2; correzione e fix minori</w:t>
+              <w:t xml:space="preserve">Sviluppo sezione 4, correzione e fix minori</w:t>
             </w:r>
           </w:p>
         </w:tc>
@@ -1204,7 +1549,7 @@
               <w:rPr>
                 <w:rtl w:val="0"/>
               </w:rPr>
-              <w:t xml:space="preserve">0.0.5</w:t>
+              <w:t xml:space="preserve">0.0.6</w:t>
             </w:r>
           </w:p>
         </w:tc>
@@ -1288,7 +1633,7 @@
               <w:rPr>
                 <w:rtl w:val="0"/>
               </w:rPr>
-              <w:t xml:space="preserve">Ampliamento sezione 2; correzione termini e aggiunta riferimenti a glossario</w:t>
+              <w:t xml:space="preserve">Correzione termini e aggiunta riferimenti a glossario</w:t>
             </w:r>
           </w:p>
         </w:tc>
@@ -1316,7 +1661,7 @@
               <w:rPr>
                 <w:rtl w:val="0"/>
               </w:rPr>
-              <w:t xml:space="preserve">0.0.4</w:t>
+              <w:t xml:space="preserve">0.0.5</w:t>
             </w:r>
           </w:p>
         </w:tc>
@@ -1400,7 +1745,119 @@
               <w:rPr>
                 <w:rtl w:val="0"/>
               </w:rPr>
-              <w:t xml:space="preserve">Definizione sezioni 3.3 e 3.4</w:t>
+              <w:t xml:space="preserve">Definizione sezioni 3.3, 3.4 e 3.5</w:t>
+            </w:r>
+          </w:p>
+        </w:tc>
+      </w:tr>
+      <w:tr>
+        <w:trPr>
+          <w:cantSplit w:val="0"/>
+          <w:trHeight w:val="470" w:hRule="atLeast"/>
+          <w:tblHeader w:val="0"/>
+        </w:trPr>
+        <w:tc>
+          <w:tcPr>
+            <w:tcBorders>
+              <w:left w:color="ad9d95" w:space="0" w:sz="4" w:val="single"/>
+              <w:right w:color="ad9d95" w:space="0" w:sz="4" w:val="single"/>
+            </w:tcBorders>
+            <w:vAlign w:val="center"/>
+          </w:tcPr>
+          <w:p>
+            <w:pPr>
+              <w:jc w:val="center"/>
+              <w:rPr/>
+            </w:pPr>
+            <w:r>
+              <w:rPr>
+                <w:rtl w:val="0"/>
+              </w:rPr>
+              <w:t xml:space="preserve">0.0.4</w:t>
+            </w:r>
+          </w:p>
+        </w:tc>
+        <w:tc>
+          <w:tcPr>
+            <w:tcBorders>
+              <w:left w:color="ad9d95" w:space="0" w:sz="4" w:val="single"/>
+              <w:right w:color="ad9d95" w:space="0" w:sz="4" w:val="single"/>
+            </w:tcBorders>
+            <w:vAlign w:val="center"/>
+          </w:tcPr>
+          <w:p>
+            <w:pPr>
+              <w:jc w:val="center"/>
+              <w:rPr/>
+            </w:pPr>
+            <w:r>
+              <w:rPr>
+                <w:rtl w:val="0"/>
+              </w:rPr>
+              <w:t xml:space="preserve">30/11/2022</w:t>
+            </w:r>
+          </w:p>
+        </w:tc>
+        <w:tc>
+          <w:tcPr>
+            <w:tcBorders>
+              <w:left w:color="ad9d95" w:space="0" w:sz="4" w:val="single"/>
+              <w:right w:color="ad9d95" w:space="0" w:sz="4" w:val="single"/>
+            </w:tcBorders>
+            <w:vAlign w:val="center"/>
+          </w:tcPr>
+          <w:p>
+            <w:pPr>
+              <w:jc w:val="center"/>
+              <w:rPr/>
+            </w:pPr>
+            <w:r>
+              <w:rPr>
+                <w:rtl w:val="0"/>
+              </w:rPr>
+              <w:t xml:space="preserve">Andrea Meneghello</w:t>
+            </w:r>
+          </w:p>
+        </w:tc>
+        <w:tc>
+          <w:tcPr>
+            <w:tcBorders>
+              <w:left w:color="ad9d95" w:space="0" w:sz="4" w:val="single"/>
+              <w:right w:color="ad9d95" w:space="0" w:sz="4" w:val="single"/>
+            </w:tcBorders>
+            <w:vAlign w:val="center"/>
+          </w:tcPr>
+          <w:p>
+            <w:pPr>
+              <w:jc w:val="center"/>
+              <w:rPr/>
+            </w:pPr>
+            <w:r>
+              <w:rPr>
+                <w:rtl w:val="0"/>
+              </w:rPr>
+              <w:t xml:space="preserve">Milo Spadotto</w:t>
+            </w:r>
+          </w:p>
+        </w:tc>
+        <w:tc>
+          <w:tcPr>
+            <w:tcBorders>
+              <w:left w:color="ad9d95" w:space="0" w:sz="4" w:val="single"/>
+              <w:right w:color="ad9d95" w:space="0" w:sz="4" w:val="single"/>
+            </w:tcBorders>
+            <w:vAlign w:val="center"/>
+          </w:tcPr>
+          <w:p>
+            <w:pPr>
+              <w:jc w:val="center"/>
+              <w:rPr/>
+            </w:pPr>
+            <w:r>
+              <w:rPr>
+                <w:rtl w:val="0"/>
+              </w:rPr>
+              <w:t xml:space="preserve">Scrittura e completamento sezione 3 e 3.1</w:t>
             </w:r>
           </w:p>
         </w:tc>
@@ -1512,7 +1969,7 @@
               <w:rPr>
                 <w:rtl w:val="0"/>
               </w:rPr>
-              <w:t xml:space="preserve">Scrittura e completamento sezione 3 e 3.1</w:t>
+              <w:t xml:space="preserve">Cambio struttura sez 2, completamento sezione 2.1/.2.2</w:t>
             </w:r>
           </w:p>
         </w:tc>
@@ -1624,7 +2081,7 @@
               <w:rPr>
                 <w:rtl w:val="0"/>
               </w:rPr>
-              <w:t xml:space="preserve">Scrittura sezione 2 e sottosezioni 2.1/2.2/2.3</w:t>
+              <w:t xml:space="preserve">Inizio crittura sezione 2 e sottosezioni 2.1/2.2</w:t>
             </w:r>
           </w:p>
         </w:tc>
@@ -2625,11 +3082,20 @@
         <w:ind w:left="720" w:firstLine="0"/>
         <w:rPr/>
       </w:pPr>
-      <w:r>
-        <w:rPr>
-          <w:rtl w:val="0"/>
-        </w:rPr>
-        <w:t xml:space="preserve">(</w:t>
+      <w:hyperlink r:id="rId12">
+        <w:r>
+          <w:rPr>
+            <w:color w:val="1155cc"/>
+            <w:u w:val="single"/>
+            <w:rtl w:val="0"/>
+          </w:rPr>
+          <w:t xml:space="preserve">https://www.math.unipd.it/~tullio/IS-1/2022/Dispense/T11.pdf</w:t>
+        </w:r>
+      </w:hyperlink>
+      <w:r>
+        <w:rPr>
+          <w:rtl w:val="0"/>
+        </w:rPr>
       </w:r>
     </w:p>
     <w:p>
@@ -2671,11 +3137,39 @@
         <w:ind w:left="720" w:firstLine="0"/>
         <w:rPr/>
       </w:pPr>
-      <w:r>
-        <w:rPr>
-          <w:rtl w:val="0"/>
-        </w:rPr>
-        <w:t xml:space="preserve">()</w:t>
+      <w:hyperlink r:id="rId13">
+        <w:r>
+          <w:rPr>
+            <w:color w:val="1155cc"/>
+            <w:u w:val="single"/>
+            <w:rtl w:val="0"/>
+          </w:rPr>
+          <w:t xml:space="preserve">https://www.math.unipd.it/~tullio/IS-1/2022/Dispense/T12.pdf</w:t>
+        </w:r>
+      </w:hyperlink>
+      <w:r>
+        <w:rPr>
+          <w:rtl w:val="0"/>
+        </w:rPr>
+      </w:r>
+    </w:p>
+    <w:p>
+      <w:pPr>
+        <w:pBdr>
+          <w:top w:space="0" w:sz="0" w:val="nil"/>
+          <w:left w:space="0" w:sz="0" w:val="nil"/>
+          <w:bottom w:space="0" w:sz="0" w:val="nil"/>
+          <w:right w:space="0" w:sz="0" w:val="nil"/>
+          <w:between w:space="0" w:sz="0" w:val="nil"/>
+        </w:pBdr>
+        <w:spacing w:line="240" w:lineRule="auto"/>
+        <w:ind w:left="720" w:firstLine="0"/>
+        <w:rPr/>
+      </w:pPr>
+      <w:r>
+        <w:rPr>
+          <w:rtl w:val="0"/>
+        </w:rPr>
       </w:r>
     </w:p>
     <w:p>
@@ -5347,7 +5841,7 @@
         <w:rPr>
           <w:rtl w:val="0"/>
         </w:rPr>
-        <w:t xml:space="preserve">- La descrizione dove vengono riportate le modifiche o aggiunte fatte rispetto alla versione prima;</w:t>
+        <w:t xml:space="preserve">- L’autore che ha eseguito il cambiamento;</w:t>
       </w:r>
     </w:p>
     <w:p>
@@ -5359,7 +5853,7 @@
         <w:rPr>
           <w:rtl w:val="0"/>
         </w:rPr>
-        <w:t xml:space="preserve">- L’autore che ha eseguito il cambiamento;</w:t>
+        <w:t xml:space="preserve">- Il verificatore che verifica le modifiche;</w:t>
       </w:r>
     </w:p>
     <w:p>
@@ -5371,7 +5865,7 @@
         <w:rPr>
           <w:rtl w:val="0"/>
         </w:rPr>
-        <w:t xml:space="preserve">- Il ruolo dell’autore che ha eseguito il cambiamento.</w:t>
+        <w:t xml:space="preserve">- La descrizione dove vengono riportate le modifiche o aggiunte fatte rispetto alla versione precedente.</w:t>
       </w:r>
     </w:p>
     <w:p>
@@ -7167,7 +7661,7 @@
         <w:spacing w:after="240" w:before="240" w:line="276" w:lineRule="auto"/>
         <w:rPr/>
       </w:pPr>
-      <w:hyperlink r:id="rId12">
+      <w:hyperlink r:id="rId14">
         <w:r>
           <w:rPr>
             <w:color w:val="1155cc"/>
@@ -9652,7 +10146,7 @@
         </w:rPr>
         <w:t xml:space="preserve">tramite l’indirizzo del gruppo </w:t>
       </w:r>
-      <w:hyperlink r:id="rId13">
+      <w:hyperlink r:id="rId15">
         <w:r>
           <w:rPr>
             <w:i w:val="1"/>
@@ -10137,7 +10631,7 @@
           <w:b w:val="1"/>
           <w:rtl w:val="0"/>
         </w:rPr>
-        <w:t xml:space="preserve">Equità:</w:t>
+        <w:t xml:space="preserve">Equità;</w:t>
       </w:r>
     </w:p>
     <w:p>
@@ -10157,7 +10651,7 @@
           <w:b w:val="1"/>
           <w:rtl w:val="0"/>
         </w:rPr>
-        <w:t xml:space="preserve">Continuità:</w:t>
+        <w:t xml:space="preserve">Continuità;</w:t>
       </w:r>
     </w:p>
     <w:p>
@@ -10176,7 +10670,7 @@
           <w:b w:val="1"/>
           <w:rtl w:val="0"/>
         </w:rPr>
-        <w:t xml:space="preserve">Assenza di conflitti:</w:t>
+        <w:t xml:space="preserve">Assenza di conflitti.</w:t>
       </w:r>
     </w:p>
     <w:p>
@@ -11040,7 +11534,7 @@
         </w:rPr>
         <w:t xml:space="preserve">E’ stato creato l’indirizzo e-mail condiviso </w:t>
       </w:r>
-      <w:hyperlink r:id="rId14">
+      <w:hyperlink r:id="rId16">
         <w:r>
           <w:rPr>
             <w:rtl w:val="0"/>
@@ -11094,7 +11588,7 @@
         <w:rPr>
           <w:rtl w:val="0"/>
         </w:rPr>
-        <w:t xml:space="preserve">Durante lo svolgimento delle attività e successiva stesura dei documenti, si è cercare di operare secondo il principio di miglioramento continuo, al fine di individuare facilmente attività, ruoli e possibili miglioramenti, cercando nuove o diverse soluzioni alle problematiche insorte. Tali valutazione sono direttamente presenti e confrontabili in sezioni apposite all’interno del </w:t>
+        <w:t xml:space="preserve">Durante lo svolgimento delle attività e successiva stesura dei documenti, si è cercato di operare secondo il principio di miglioramento continuo, al fine di individuare facilmente attività, ruoli e possibili miglioramenti, cercando nuove o diverse soluzioni alle problematiche insorte. Tali valutazione sono direttamente presenti e confrontabili in sezioni apposite all’interno del </w:t>
       </w:r>
       <w:r>
         <w:rPr>
@@ -11171,7 +11665,7 @@
         <w:ind w:left="720" w:firstLine="0"/>
         <w:rPr/>
       </w:pPr>
-      <w:hyperlink r:id="rId15">
+      <w:hyperlink r:id="rId17">
         <w:r>
           <w:rPr>
             <w:color w:val="1155cc"/>
@@ -11211,7 +11705,7 @@
         <w:ind w:left="720" w:firstLine="0"/>
         <w:rPr/>
       </w:pPr>
-      <w:hyperlink r:id="rId16">
+      <w:hyperlink r:id="rId18">
         <w:r>
           <w:rPr>
             <w:color w:val="1155cc"/>
@@ -11251,7 +11745,7 @@
         <w:ind w:left="720" w:firstLine="0"/>
         <w:rPr/>
       </w:pPr>
-      <w:hyperlink r:id="rId17">
+      <w:hyperlink r:id="rId19">
         <w:r>
           <w:rPr>
             <w:color w:val="1155cc"/>
@@ -11291,7 +11785,7 @@
         <w:ind w:left="720" w:firstLine="0"/>
         <w:rPr/>
       </w:pPr>
-      <w:hyperlink r:id="rId18">
+      <w:hyperlink r:id="rId20">
         <w:r>
           <w:rPr>
             <w:color w:val="1155cc"/>
@@ -11314,10 +11808,10 @@
       </w:r>
     </w:p>
     <w:sectPr>
-      <w:headerReference r:id="rId19" w:type="default"/>
-      <w:headerReference r:id="rId20" w:type="first"/>
-      <w:footerReference r:id="rId21" w:type="default"/>
-      <w:footerReference r:id="rId22" w:type="first"/>
+      <w:headerReference r:id="rId21" w:type="default"/>
+      <w:headerReference r:id="rId22" w:type="first"/>
+      <w:footerReference r:id="rId23" w:type="default"/>
+      <w:footerReference r:id="rId24" w:type="first"/>
       <w:pgSz w:h="16838" w:w="11906" w:orient="portrait"/>
       <w:pgMar w:bottom="1440" w:top="1440" w:left="1440" w:right="1440" w:header="720" w:footer="720"/>
       <w:pgNumType w:start="0"/>
@@ -11450,12 +11944,12 @@
               <wp:extent cx="3926205" cy="1266825"/>
               <wp:effectExtent b="0" l="0" r="0" t="0"/>
               <wp:wrapNone/>
-              <wp:docPr id="31" name="image5.png"/>
+              <wp:docPr id="31" name="image6.png"/>
               <a:graphic>
                 <a:graphicData uri="http://schemas.openxmlformats.org/drawingml/2006/picture">
                   <pic:pic>
                     <pic:nvPicPr>
-                      <pic:cNvPr id="0" name="image5.png"/>
+                      <pic:cNvPr id="0" name="image6.png"/>
                       <pic:cNvPicPr preferRelativeResize="0"/>
                     </pic:nvPicPr>
                     <pic:blipFill>
@@ -11494,12 +11988,12 @@
           <wp:extent cx="2379980" cy="302895"/>
           <wp:effectExtent b="0" l="0" r="0" t="0"/>
           <wp:wrapSquare wrapText="bothSides" distB="0" distT="0" distL="114300" distR="114300"/>
-          <wp:docPr descr="Logo&#10;&#10;Description automatically generated" id="34" name="image4.png"/>
+          <wp:docPr descr="Logo&#10;&#10;Description automatically generated" id="34" name="image3.png"/>
           <a:graphic>
             <a:graphicData uri="http://schemas.openxmlformats.org/drawingml/2006/picture">
               <pic:pic>
                 <pic:nvPicPr>
-                  <pic:cNvPr descr="Logo&#10;&#10;Description automatically generated" id="0" name="image4.png"/>
+                  <pic:cNvPr descr="Logo&#10;&#10;Description automatically generated" id="0" name="image3.png"/>
                   <pic:cNvPicPr preferRelativeResize="0"/>
                 </pic:nvPicPr>
                 <pic:blipFill>
@@ -11624,12 +12118,12 @@
               <wp:extent cx="7562850" cy="1100499"/>
               <wp:effectExtent b="0" l="0" r="0" t="0"/>
               <wp:wrapNone/>
-              <wp:docPr id="32" name="image6.png"/>
+              <wp:docPr id="32" name="image7.png"/>
               <a:graphic>
                 <a:graphicData uri="http://schemas.openxmlformats.org/drawingml/2006/picture">
                   <pic:pic>
                     <pic:nvPicPr>
-                      <pic:cNvPr id="0" name="image6.png"/>
+                      <pic:cNvPr id="0" name="image7.png"/>
                       <pic:cNvPicPr preferRelativeResize="0"/>
                     </pic:nvPicPr>
                     <pic:blipFill>
@@ -11727,12 +12221,12 @@
               <wp:extent cx="7562850" cy="1100499"/>
               <wp:effectExtent b="0" l="0" r="0" t="0"/>
               <wp:wrapNone/>
-              <wp:docPr id="33" name="image7.png"/>
+              <wp:docPr id="33" name="image8.png"/>
               <a:graphic>
                 <a:graphicData uri="http://schemas.openxmlformats.org/drawingml/2006/picture">
                   <pic:pic>
                     <pic:nvPicPr>
-                      <pic:cNvPr id="0" name="image7.png"/>
+                      <pic:cNvPr id="0" name="image8.png"/>
                       <pic:cNvPicPr preferRelativeResize="0"/>
                     </pic:nvPicPr>
                     <pic:blipFill>
@@ -11801,12 +12295,12 @@
           <wp:extent cx="7553325" cy="10716543"/>
           <wp:effectExtent b="0" l="0" r="0" t="0"/>
           <wp:wrapNone/>
-          <wp:docPr id="35" name="image8.png"/>
+          <wp:docPr id="35" name="image4.png"/>
           <a:graphic>
             <a:graphicData uri="http://schemas.openxmlformats.org/drawingml/2006/picture">
               <pic:pic>
                 <pic:nvPicPr>
-                  <pic:cNvPr id="0" name="image8.png"/>
+                  <pic:cNvPr id="0" name="image4.png"/>
                   <pic:cNvPicPr preferRelativeResize="0"/>
                 </pic:nvPicPr>
                 <pic:blipFill>
@@ -11910,12 +12404,12 @@
               <wp:extent cx="7562850" cy="1043809"/>
               <wp:effectExtent b="0" l="0" r="0" t="0"/>
               <wp:wrapNone/>
-              <wp:docPr id="30" name="image3.png"/>
+              <wp:docPr id="30" name="image5.png"/>
               <a:graphic>
                 <a:graphicData uri="http://schemas.openxmlformats.org/drawingml/2006/picture">
                   <pic:pic>
                     <pic:nvPicPr>
-                      <pic:cNvPr id="0" name="image3.png"/>
+                      <pic:cNvPr id="0" name="image5.png"/>
                       <pic:cNvPicPr preferRelativeResize="0"/>
                     </pic:nvPicPr>
                     <pic:blipFill>
@@ -17260,7 +17754,7 @@
 
 <file path=customXML/item1.xml><?xml version="1.0" encoding="utf-8"?>
 <go:gDocsCustomXmlDataStorage xmlns:go="http://customooxmlschemas.google.com/" xmlns:r="http://schemas.openxmlformats.org/officeDocument/2006/relationships">
-  <go:docsCustomData xmlns:go="http://customooxmlschemas.google.com/" roundtripDataSignature="AMtx7mhHcre+NYLu5RIOWC7E0H29kjAzjg==">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</go:docsCustomData>
+  <go:docsCustomData xmlns:go="http://customooxmlschemas.google.com/" roundtripDataSignature="AMtx7mhHcre+NYLu5RIOWC7E0H29kjAzjg==">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</go:docsCustomData>
 </go:gDocsCustomXmlDataStorage>
 </file>
 
